--- a/project/documents/communications/inventorchange_fax.docx
+++ b/project/documents/communications/inventorchange_fax.docx
@@ -141,18 +141,14 @@
           <w:sz w:val="24"/>
         </w:rPr>
       </w:pPr>
-      <w:smartTag w:uri="urn:schemas-microsoft-com:office:smarttags" w:element="place">
-        <w:smartTag w:uri="urn:schemas-microsoft-com:office:smarttags" w:element="country-region">
-          <w:r>
-            <w:rPr>
-              <w:rFonts w:ascii="Times New Roman" w:hAnsi="Times New Roman"/>
-              <w:noProof/>
-              <w:sz w:val="24"/>
-            </w:rPr>
-            <w:t>SWITZERLAND</w:t>
-          </w:r>
-        </w:smartTag>
-      </w:smartTag>
+      <w:r>
+        <w:rPr>
+          <w:rFonts w:ascii="Times New Roman" w:hAnsi="Times New Roman"/>
+          <w:noProof/>
+          <w:sz w:val="24"/>
+        </w:rPr>
+        <w:t>SWITZERLAND</w:t>
+      </w:r>
     </w:p>
     <w:p>
       <w:pPr>
@@ -235,542 +231,6 @@
     </w:p>
     <w:p>
       <w:pPr>
-        <w:ind w:left="720" w:firstLine="720"/>
-        <w:rPr>
-          <w:rFonts w:ascii="Times New Roman" w:hAnsi="Times New Roman"/>
-          <w:sz w:val="24"/>
-        </w:rPr>
-      </w:pPr>
-    </w:p>
-    <w:tbl>
-      <w:tblPr>
-        <w:tblW w:w="0" w:type="auto"/>
-        <w:tblInd w:w="1368" w:type="dxa"/>
-        <w:tblLook w:val="0000" w:firstRow="0" w:lastRow="0" w:firstColumn="0" w:lastColumn="0" w:noHBand="0" w:noVBand="0"/>
-      </w:tblPr>
-      <w:tblGrid>
-        <w:gridCol w:w="7830"/>
-      </w:tblGrid>
-      <w:tr>
-        <w:trPr>
-          <w:trHeight w:val="288"/>
-        </w:trPr>
-        <w:tc>
-          <w:tcPr>
-            <w:tcW w:w="7830" w:type="dxa"/>
-          </w:tcPr>
-          <w:p>
-            <w:pPr>
-              <w:keepNext/>
-              <w:keepLines/>
-              <w:rPr>
-                <w:rFonts w:ascii="Times New Roman" w:hAnsi="Times New Roman"/>
-                <w:noProof/>
-                <w:sz w:val="24"/>
-              </w:rPr>
-            </w:pPr>
-            <w:r>
-              <w:rPr>
-                <w:rFonts w:ascii="Times New Roman" w:hAnsi="Times New Roman"/>
-                <w:noProof/>
-                <w:sz w:val="24"/>
-              </w:rPr>
-              <w:t>&lt;&lt;inventorName&gt;&gt;</w:t>
-            </w:r>
-          </w:p>
-        </w:tc>
-      </w:tr>
-      <w:tr>
-        <w:trPr>
-          <w:trHeight w:val="288"/>
-        </w:trPr>
-        <w:tc>
-          <w:tcPr>
-            <w:tcW w:w="7830" w:type="dxa"/>
-          </w:tcPr>
-          <w:p>
-            <w:pPr>
-              <w:keepNext/>
-              <w:keepLines/>
-              <w:rPr>
-                <w:rFonts w:ascii="Times New Roman" w:hAnsi="Times New Roman"/>
-                <w:noProof/>
-                <w:sz w:val="24"/>
-              </w:rPr>
-            </w:pPr>
-            <w:r>
-              <w:rPr>
-                <w:rFonts w:ascii="Times New Roman" w:hAnsi="Times New Roman"/>
-                <w:noProof/>
-                <w:sz w:val="24"/>
-              </w:rPr>
-              <w:t>&lt;&lt;inventorHomeAddress&gt;&gt;</w:t>
-            </w:r>
-            <w:r>
-              <w:rPr>
-                <w:rFonts w:ascii="Times New Roman" w:hAnsi="Times New Roman"/>
-                <w:noProof/>
-                <w:sz w:val="24"/>
-              </w:rPr>
-              <w:t xml:space="preserve"> </w:t>
-            </w:r>
-            <w:r>
-              <w:rPr>
-                <w:rFonts w:ascii="Times New Roman" w:hAnsi="Times New Roman"/>
-                <w:b/>
-                <w:color w:val="FF0000"/>
-                <w:sz w:val="24"/>
-              </w:rPr>
-              <w:t>ADD FULL STATE NAME</w:t>
-            </w:r>
-          </w:p>
-        </w:tc>
-      </w:tr>
-      <w:tr>
-        <w:trPr>
-          <w:trHeight w:val="288"/>
-        </w:trPr>
-        <w:tc>
-          <w:tcPr>
-            <w:tcW w:w="7830" w:type="dxa"/>
-          </w:tcPr>
-          <w:p>
-            <w:pPr>
-              <w:keepNext/>
-              <w:keepLines/>
-              <w:rPr>
-                <w:rFonts w:ascii="Times New Roman" w:hAnsi="Times New Roman"/>
-                <w:noProof/>
-                <w:sz w:val="24"/>
-              </w:rPr>
-            </w:pPr>
-            <w:r>
-              <w:rPr>
-                <w:rFonts w:ascii="Times New Roman" w:hAnsi="Times New Roman"/>
-                <w:noProof/>
-                <w:sz w:val="24"/>
-              </w:rPr>
-              <w:t>&lt;&lt;inventorHomeCountry&gt;&gt;</w:t>
-            </w:r>
-          </w:p>
-        </w:tc>
-      </w:tr>
-    </w:tbl>
-    <w:p>
-      <w:pPr>
-        <w:ind w:left="720" w:firstLine="720"/>
-        <w:rPr>
-          <w:rFonts w:ascii="Times New Roman" w:hAnsi="Times New Roman"/>
-          <w:sz w:val="24"/>
-        </w:rPr>
-      </w:pPr>
-    </w:p>
-    <w:p>
-      <w:pPr>
-        <w:widowControl/>
-        <w:spacing w:line="360" w:lineRule="auto"/>
-        <w:ind w:firstLine="720"/>
-        <w:rPr>
-          <w:rFonts w:ascii="Times New Roman" w:hAnsi="Times New Roman"/>
-          <w:sz w:val="24"/>
-        </w:rPr>
-      </w:pPr>
-      <w:r>
-        <w:rPr>
-          <w:rFonts w:ascii="Times New Roman" w:hAnsi="Times New Roman"/>
-          <w:sz w:val="24"/>
-        </w:rPr>
-        <w:t xml:space="preserve">We look forward to receiving PCT/IB/306 indicating this change.  </w:t>
-      </w:r>
-    </w:p>
-    <w:p>
-      <w:pPr>
-        <w:widowControl/>
-        <w:spacing w:line="360" w:lineRule="auto"/>
-        <w:ind w:firstLine="720"/>
-        <w:rPr>
-          <w:rFonts w:ascii="Times New Roman" w:hAnsi="Times New Roman"/>
-          <w:noProof/>
-          <w:sz w:val="24"/>
-        </w:rPr>
-      </w:pPr>
-      <w:r>
-        <w:rPr>
-          <w:rFonts w:ascii="Times New Roman" w:hAnsi="Times New Roman"/>
-          <w:sz w:val="24"/>
-        </w:rPr>
-        <w:t>Please direct any inquiry regarding this matter to the undersigned at the below-identified address.</w:t>
-      </w:r>
-    </w:p>
-    <w:p>
-      <w:pPr>
-        <w:widowControl/>
-        <w:ind w:firstLine="2160"/>
-        <w:rPr>
-          <w:rFonts w:ascii="Times New Roman" w:hAnsi="Times New Roman"/>
-          <w:sz w:val="24"/>
-        </w:rPr>
-      </w:pPr>
-      <w:r>
-        <w:rPr>
-          <w:rFonts w:ascii="Times New Roman" w:hAnsi="Times New Roman"/>
-          <w:sz w:val="24"/>
-        </w:rPr>
-        <w:t>Respectfully submitted,</w:t>
-      </w:r>
-    </w:p>
-    <w:p>
-      <w:pPr>
-        <w:widowControl/>
-        <w:rPr>
-          <w:rFonts w:ascii="Times New Roman" w:hAnsi="Times New Roman"/>
-          <w:sz w:val="24"/>
-        </w:rPr>
-      </w:pPr>
-    </w:p>
-    <w:p>
-      <w:pPr>
-        <w:widowControl/>
-        <w:ind w:firstLine="2160"/>
-        <w:rPr>
-          <w:rFonts w:ascii="Times New Roman" w:hAnsi="Times New Roman"/>
-          <w:sz w:val="24"/>
-        </w:rPr>
-      </w:pPr>
-      <w:r>
-        <w:rPr>
-          <w:rFonts w:ascii="Times New Roman" w:hAnsi="Times New Roman"/>
-          <w:sz w:val="24"/>
-        </w:rPr>
-        <w:t xml:space="preserve">SCHWEGMAN </w:t>
-      </w:r>
-      <w:r>
-        <w:rPr>
-          <w:rFonts w:ascii="Times New Roman" w:hAnsi="Times New Roman"/>
-          <w:sz w:val="24"/>
-        </w:rPr>
-        <w:t>LUNDBERG &amp; WOESSNER</w:t>
-      </w:r>
-      <w:r>
-        <w:rPr>
-          <w:rFonts w:ascii="Times New Roman" w:hAnsi="Times New Roman"/>
-          <w:sz w:val="24"/>
-        </w:rPr>
-        <w:t>, P.A.</w:t>
-      </w:r>
-    </w:p>
-    <w:p>
-      <w:pPr>
-        <w:widowControl/>
-        <w:ind w:firstLine="2160"/>
-        <w:rPr>
-          <w:rFonts w:ascii="Times New Roman" w:hAnsi="Times New Roman"/>
-          <w:sz w:val="24"/>
-        </w:rPr>
-      </w:pPr>
-      <w:smartTag w:uri="urn:schemas-microsoft-com:office:smarttags" w:element="address">
-        <w:smartTag w:uri="urn:schemas-microsoft-com:office:smarttags" w:element="Street">
-          <w:r>
-            <w:rPr>
-              <w:rFonts w:ascii="Times New Roman" w:hAnsi="Times New Roman"/>
-              <w:sz w:val="24"/>
-            </w:rPr>
-            <w:t>P.O. Box</w:t>
-          </w:r>
-        </w:smartTag>
-        <w:r>
-          <w:rPr>
-            <w:rFonts w:ascii="Times New Roman" w:hAnsi="Times New Roman"/>
-            <w:sz w:val="24"/>
-          </w:rPr>
-          <w:t xml:space="preserve"> 2938</w:t>
-        </w:r>
-      </w:smartTag>
-    </w:p>
-    <w:p>
-      <w:pPr>
-        <w:widowControl/>
-        <w:ind w:firstLine="2160"/>
-        <w:rPr>
-          <w:rFonts w:ascii="Times New Roman" w:hAnsi="Times New Roman"/>
-          <w:sz w:val="24"/>
-        </w:rPr>
-      </w:pPr>
-      <w:smartTag w:uri="urn:schemas-microsoft-com:office:smarttags" w:element="place">
-        <w:smartTag w:uri="urn:schemas-microsoft-com:office:smarttags" w:element="City">
-          <w:r>
-            <w:rPr>
-              <w:rFonts w:ascii="Times New Roman" w:hAnsi="Times New Roman"/>
-              <w:sz w:val="24"/>
-            </w:rPr>
-            <w:t>Minneapolis</w:t>
-          </w:r>
-        </w:smartTag>
-        <w:r>
-          <w:rPr>
-            <w:rFonts w:ascii="Times New Roman" w:hAnsi="Times New Roman"/>
-            <w:sz w:val="24"/>
-          </w:rPr>
-          <w:t xml:space="preserve">, </w:t>
-        </w:r>
-        <w:smartTag w:uri="urn:schemas-microsoft-com:office:smarttags" w:element="State">
-          <w:r>
-            <w:rPr>
-              <w:rFonts w:ascii="Times New Roman" w:hAnsi="Times New Roman"/>
-              <w:sz w:val="24"/>
-            </w:rPr>
-            <w:t>Minnesota</w:t>
-          </w:r>
-        </w:smartTag>
-        <w:r>
-          <w:rPr>
-            <w:rFonts w:ascii="Times New Roman" w:hAnsi="Times New Roman"/>
-            <w:sz w:val="24"/>
-          </w:rPr>
-          <w:t xml:space="preserve"> </w:t>
-        </w:r>
-        <w:smartTag w:uri="urn:schemas-microsoft-com:office:smarttags" w:element="PostalCode">
-          <w:r>
-            <w:rPr>
-              <w:rFonts w:ascii="Times New Roman" w:hAnsi="Times New Roman"/>
-              <w:sz w:val="24"/>
-            </w:rPr>
-            <w:t>55402</w:t>
-          </w:r>
-        </w:smartTag>
-      </w:smartTag>
-    </w:p>
-    <w:p>
-      <w:pPr>
-        <w:widowControl/>
-        <w:ind w:firstLine="2160"/>
-        <w:rPr>
-          <w:rFonts w:ascii="Times New Roman" w:hAnsi="Times New Roman"/>
-          <w:sz w:val="24"/>
-        </w:rPr>
-      </w:pPr>
-      <w:r>
-        <w:rPr>
-          <w:rFonts w:ascii="Times New Roman" w:hAnsi="Times New Roman"/>
-          <w:sz w:val="24"/>
-        </w:rPr>
-        <w:t>&lt;&lt;SAPhone&gt;&gt;</w:t>
-      </w:r>
-    </w:p>
-    <w:p>
-      <w:pPr>
-        <w:widowControl/>
-        <w:rPr>
-          <w:rFonts w:ascii="Times New Roman" w:hAnsi="Times New Roman"/>
-          <w:sz w:val="24"/>
-        </w:rPr>
-      </w:pPr>
-    </w:p>
-    <w:p>
-      <w:pPr>
-        <w:widowControl/>
-        <w:rPr>
-          <w:rFonts w:ascii="Times New Roman" w:hAnsi="Times New Roman"/>
-          <w:sz w:val="24"/>
-        </w:rPr>
-      </w:pPr>
-      <w:r>
-        <w:rPr>
-          <w:rFonts w:ascii="Times New Roman" w:hAnsi="Times New Roman"/>
-          <w:sz w:val="24"/>
-        </w:rPr>
-        <w:t xml:space="preserve">      </w:t>
-      </w:r>
-      <w:r>
-        <w:rPr>
-          <w:rFonts w:ascii="Times New Roman" w:hAnsi="Times New Roman"/>
-          <w:sz w:val="24"/>
-        </w:rPr>
-        <w:t xml:space="preserve">   </w:t>
-      </w:r>
-      <w:r>
-        <w:rPr>
-          <w:rFonts w:ascii="Times New Roman" w:hAnsi="Times New Roman"/>
-          <w:sz w:val="24"/>
-        </w:rPr>
-        <w:t>&lt;&lt;signatureDate&gt;&gt;</w:t>
-      </w:r>
-      <w:r>
-        <w:rPr>
-          <w:rFonts w:ascii="Times New Roman" w:hAnsi="Times New Roman"/>
-          <w:sz w:val="24"/>
-        </w:rPr>
-        <w:tab/>
-      </w:r>
-      <w:r>
-        <w:rPr>
-          <w:rFonts w:ascii="Times New Roman" w:hAnsi="Times New Roman"/>
-          <w:sz w:val="24"/>
-        </w:rPr>
-        <w:t xml:space="preserve">      </w:t>
-      </w:r>
-      <w:r>
-        <w:rPr>
-          <w:rFonts w:ascii="Times New Roman" w:hAnsi="Times New Roman"/>
-          <w:sz w:val="24"/>
-        </w:rPr>
-        <w:tab/>
-      </w:r>
-      <w:r>
-        <w:rPr>
-          <w:rFonts w:ascii="Times New Roman" w:hAnsi="Times New Roman"/>
-          <w:sz w:val="24"/>
-        </w:rPr>
-        <w:t xml:space="preserve">    </w:t>
-      </w:r>
-      <w:r>
-        <w:rPr>
-          <w:rFonts w:ascii="Times New Roman" w:hAnsi="Times New Roman"/>
-          <w:sz w:val="24"/>
-        </w:rPr>
-        <w:t>&lt;&lt;echoSignature&gt;&gt;</w:t>
-      </w:r>
-    </w:p>
-    <w:p>
-      <w:pPr>
-        <w:widowControl/>
-        <w:rPr>
-          <w:rFonts w:ascii="Times New Roman" w:hAnsi="Times New Roman"/>
-          <w:sz w:val="24"/>
-        </w:rPr>
-      </w:pPr>
-      <w:r>
-        <w:rPr>
-          <w:rFonts w:ascii="Times New Roman" w:hAnsi="Times New Roman"/>
-          <w:noProof/>
-        </w:rPr>
-        <w:pict w14:anchorId="7008D478">
-          <v:line id="_x0000_s1035" style="position:absolute;z-index:251657728" from="27.75pt,12.4pt" to="144.75pt,12.4pt"/>
-        </w:pict>
-      </w:r>
-      <w:r>
-        <w:rPr>
-          <w:rFonts w:ascii="Times New Roman" w:hAnsi="Times New Roman"/>
-          <w:noProof/>
-          <w:sz w:val="24"/>
-        </w:rPr>
-        <w:pict w14:anchorId="1DCBF409">
-          <v:line id="_x0000_s1036" style="position:absolute;z-index:251658752" from="195.3pt,12.4pt" to="423.3pt,12.4pt"/>
-        </w:pict>
-      </w:r>
-      <w:r>
-        <w:rPr>
-          <w:rFonts w:ascii="Times New Roman" w:hAnsi="Times New Roman"/>
-          <w:sz w:val="24"/>
-        </w:rPr>
-        <w:t>Date</w:t>
-      </w:r>
-      <w:r>
-        <w:rPr>
-          <w:rFonts w:ascii="Times New Roman" w:hAnsi="Times New Roman"/>
-          <w:sz w:val="24"/>
-        </w:rPr>
-        <w:tab/>
-      </w:r>
-      <w:r>
-        <w:rPr>
-          <w:rFonts w:ascii="Times New Roman" w:hAnsi="Times New Roman"/>
-          <w:sz w:val="24"/>
-        </w:rPr>
-        <w:tab/>
-      </w:r>
-      <w:r>
-        <w:rPr>
-          <w:rFonts w:ascii="Times New Roman" w:hAnsi="Times New Roman"/>
-          <w:sz w:val="24"/>
-        </w:rPr>
-        <w:tab/>
-        <w:t xml:space="preserve">  </w:t>
-      </w:r>
-      <w:r>
-        <w:rPr>
-          <w:rFonts w:ascii="Times New Roman" w:hAnsi="Times New Roman"/>
-          <w:sz w:val="24"/>
-        </w:rPr>
-        <w:tab/>
-      </w:r>
-      <w:r>
-        <w:rPr>
-          <w:rFonts w:ascii="Times New Roman" w:hAnsi="Times New Roman"/>
-          <w:sz w:val="24"/>
-        </w:rPr>
-        <w:tab/>
-      </w:r>
-      <w:r>
-        <w:rPr>
-          <w:rFonts w:ascii="Times New Roman" w:hAnsi="Times New Roman"/>
-          <w:sz w:val="24"/>
-        </w:rPr>
-        <w:t>By</w:t>
-      </w:r>
-    </w:p>
-    <w:p>
-      <w:pPr>
-        <w:widowControl/>
-        <w:ind w:left="720" w:firstLine="2880"/>
-        <w:rPr>
-          <w:rFonts w:ascii="Times New Roman" w:hAnsi="Times New Roman"/>
-          <w:sz w:val="24"/>
-        </w:rPr>
-      </w:pPr>
-      <w:r>
-        <w:rPr>
-          <w:rFonts w:ascii="Times New Roman" w:hAnsi="Times New Roman"/>
-          <w:sz w:val="24"/>
-        </w:rPr>
-        <w:t>&lt;&lt;SAName&gt;&gt;</w:t>
-      </w:r>
-    </w:p>
-    <w:p>
-      <w:pPr>
-        <w:widowControl/>
-        <w:ind w:left="720" w:firstLine="2880"/>
-        <w:rPr>
-          <w:rFonts w:ascii="Times New Roman" w:hAnsi="Times New Roman"/>
-          <w:sz w:val="24"/>
-        </w:rPr>
-        <w:sectPr>
-          <w:headerReference w:type="even" r:id="rId7"/>
-          <w:headerReference w:type="default" r:id="rId8"/>
-          <w:headerReference w:type="first" r:id="rId9"/>
-          <w:endnotePr>
-            <w:numFmt w:val="decimal"/>
-          </w:endnotePr>
-          <w:pgSz w:w="12240" w:h="15840" w:code="1"/>
-          <w:pgMar w:top="1080" w:right="1440" w:bottom="1080" w:left="1440" w:header="720" w:footer="720" w:gutter="0"/>
-          <w:cols w:space="720"/>
-          <w:noEndnote/>
-        </w:sectPr>
-      </w:pPr>
-      <w:r>
-        <w:rPr>
-          <w:rFonts w:ascii="Times New Roman" w:hAnsi="Times New Roman"/>
-          <w:sz w:val="24"/>
-        </w:rPr>
-        <w:t xml:space="preserve">USPTO </w:t>
-      </w:r>
-      <w:r>
-        <w:rPr>
-          <w:rFonts w:ascii="Times New Roman" w:hAnsi="Times New Roman"/>
-          <w:sz w:val="24"/>
-        </w:rPr>
-        <w:t>Reg. No. &lt;&lt;SARegNo&gt;</w:t>
-      </w:r>
-      <w:r>
-        <w:rPr>
-          <w:rFonts w:ascii="Times New Roman" w:hAnsi="Times New Roman"/>
-          <w:sz w:val="24"/>
-        </w:rPr>
-        <w:t>&gt;</w:t>
-      </w:r>
-    </w:p>
-    <w:p>
-      <w:pPr>
         <w:widowControl/>
         <w:rPr>
           <w:rFonts w:ascii="Times New Roman" w:hAnsi="Times New Roman"/>
@@ -779,6 +239,12 @@
       </w:pPr>
     </w:p>
     <w:sectPr>
+      <w:headerReference w:type="even" r:id="rId7"/>
+      <w:headerReference w:type="default" r:id="rId8"/>
+      <w:footerReference w:type="even" r:id="rId9"/>
+      <w:footerReference w:type="default" r:id="rId10"/>
+      <w:headerReference w:type="first" r:id="rId11"/>
+      <w:footerReference w:type="first" r:id="rId12"/>
       <w:endnotePr>
         <w:numFmt w:val="decimal"/>
       </w:endnotePr>
@@ -820,6 +286,36 @@
 </w:endnotes>
 </file>
 
+<file path=word/footer1.xml><?xml version="1.0" encoding="utf-8"?>
+<w:ftr xmlns:wpc="http://schemas.microsoft.com/office/word/2010/wordprocessingCanvas" xmlns:cx="http://schemas.microsoft.com/office/drawing/2014/chartex" xmlns:cx1="http://schemas.microsoft.com/office/drawing/2015/9/8/chartex" xmlns:cx2="http://schemas.microsoft.com/office/drawing/2015/10/21/chartex" xmlns:cx3="http://schemas.microsoft.com/office/drawing/2016/5/9/chartex" xmlns:cx4="http://schemas.microsoft.com/office/drawing/2016/5/10/chartex" xmlns:cx5="http://schemas.microsoft.com/office/drawing/2016/5/11/chartex" xmlns:cx6="http://schemas.microsoft.com/office/drawing/2016/5/12/chartex" xmlns:cx7="http://schemas.microsoft.com/office/drawing/2016/5/13/chartex" xmlns:cx8="http://schemas.microsoft.com/office/drawing/2016/5/14/chartex" xmlns:mc="http://schemas.openxmlformats.org/markup-compatibility/2006" xmlns:aink="http://schemas.microsoft.com/office/drawing/2016/ink" xmlns:am3d="http://schemas.microsoft.com/office/drawing/2017/model3d" xmlns:o="urn:schemas-microsoft-com:office:office" xmlns:oel="http://schemas.microsoft.com/office/2019/extlst" xmlns:r="http://schemas.openxmlformats.org/officeDocument/2006/relationships" xmlns:m="http://schemas.openxmlformats.org/officeDocument/2006/math" xmlns:v="urn:schemas-microsoft-com:vml" xmlns:wp14="http://schemas.microsoft.com/office/word/2010/wordprocessingDrawing" xmlns:wp="http://schemas.openxmlformats.org/drawingml/2006/wordprocessingDrawing" xmlns:w10="urn:schemas-microsoft-com:office:word" xmlns:w="http://schemas.openxmlformats.org/wordprocessingml/2006/main" xmlns:w14="http://schemas.microsoft.com/office/word/2010/wordml" xmlns:w15="http://schemas.microsoft.com/office/word/2012/wordml" xmlns:w16cex="http://schemas.microsoft.com/office/word/2018/wordml/cex" xmlns:w16cid="http://schemas.microsoft.com/office/word/2016/wordml/cid" xmlns:w16="http://schemas.microsoft.com/office/word/2018/wordml" xmlns:w16sdtdh="http://schemas.microsoft.com/office/word/2020/wordml/sdtdatahash" xmlns:w16se="http://schemas.microsoft.com/office/word/2015/wordml/symex" xmlns:wpg="http://schemas.microsoft.com/office/word/2010/wordprocessingGroup" xmlns:wpi="http://schemas.microsoft.com/office/word/2010/wordprocessingInk" xmlns:wne="http://schemas.microsoft.com/office/word/2006/wordml" xmlns:wps="http://schemas.microsoft.com/office/word/2010/wordprocessingShape" mc:Ignorable="w14 w15 w16se w16cid w16 w16cex w16sdtdh wp14">
+  <w:p>
+    <w:pPr>
+      <w:pStyle w:val="Footer"/>
+    </w:pPr>
+  </w:p>
+</w:ftr>
+</file>
+
+<file path=word/footer2.xml><?xml version="1.0" encoding="utf-8"?>
+<w:ftr xmlns:wpc="http://schemas.microsoft.com/office/word/2010/wordprocessingCanvas" xmlns:cx="http://schemas.microsoft.com/office/drawing/2014/chartex" xmlns:cx1="http://schemas.microsoft.com/office/drawing/2015/9/8/chartex" xmlns:cx2="http://schemas.microsoft.com/office/drawing/2015/10/21/chartex" xmlns:cx3="http://schemas.microsoft.com/office/drawing/2016/5/9/chartex" xmlns:cx4="http://schemas.microsoft.com/office/drawing/2016/5/10/chartex" xmlns:cx5="http://schemas.microsoft.com/office/drawing/2016/5/11/chartex" xmlns:cx6="http://schemas.microsoft.com/office/drawing/2016/5/12/chartex" xmlns:cx7="http://schemas.microsoft.com/office/drawing/2016/5/13/chartex" xmlns:cx8="http://schemas.microsoft.com/office/drawing/2016/5/14/chartex" xmlns:mc="http://schemas.openxmlformats.org/markup-compatibility/2006" xmlns:aink="http://schemas.microsoft.com/office/drawing/2016/ink" xmlns:am3d="http://schemas.microsoft.com/office/drawing/2017/model3d" xmlns:o="urn:schemas-microsoft-com:office:office" xmlns:oel="http://schemas.microsoft.com/office/2019/extlst" xmlns:r="http://schemas.openxmlformats.org/officeDocument/2006/relationships" xmlns:m="http://schemas.openxmlformats.org/officeDocument/2006/math" xmlns:v="urn:schemas-microsoft-com:vml" xmlns:wp14="http://schemas.microsoft.com/office/word/2010/wordprocessingDrawing" xmlns:wp="http://schemas.openxmlformats.org/drawingml/2006/wordprocessingDrawing" xmlns:w10="urn:schemas-microsoft-com:office:word" xmlns:w="http://schemas.openxmlformats.org/wordprocessingml/2006/main" xmlns:w14="http://schemas.microsoft.com/office/word/2010/wordml" xmlns:w15="http://schemas.microsoft.com/office/word/2012/wordml" xmlns:w16cex="http://schemas.microsoft.com/office/word/2018/wordml/cex" xmlns:w16cid="http://schemas.microsoft.com/office/word/2016/wordml/cid" xmlns:w16="http://schemas.microsoft.com/office/word/2018/wordml" xmlns:w16sdtdh="http://schemas.microsoft.com/office/word/2020/wordml/sdtdatahash" xmlns:w16se="http://schemas.microsoft.com/office/word/2015/wordml/symex" xmlns:wpg="http://schemas.microsoft.com/office/word/2010/wordprocessingGroup" xmlns:wpi="http://schemas.microsoft.com/office/word/2010/wordprocessingInk" xmlns:wne="http://schemas.microsoft.com/office/word/2006/wordml" xmlns:wps="http://schemas.microsoft.com/office/word/2010/wordprocessingShape" mc:Ignorable="w14 w15 w16se w16cid w16 w16cex w16sdtdh wp14">
+  <w:p>
+    <w:pPr>
+      <w:pStyle w:val="Footer"/>
+    </w:pPr>
+  </w:p>
+</w:ftr>
+</file>
+
+<file path=word/footer3.xml><?xml version="1.0" encoding="utf-8"?>
+<w:ftr xmlns:wpc="http://schemas.microsoft.com/office/word/2010/wordprocessingCanvas" xmlns:cx="http://schemas.microsoft.com/office/drawing/2014/chartex" xmlns:cx1="http://schemas.microsoft.com/office/drawing/2015/9/8/chartex" xmlns:cx2="http://schemas.microsoft.com/office/drawing/2015/10/21/chartex" xmlns:cx3="http://schemas.microsoft.com/office/drawing/2016/5/9/chartex" xmlns:cx4="http://schemas.microsoft.com/office/drawing/2016/5/10/chartex" xmlns:cx5="http://schemas.microsoft.com/office/drawing/2016/5/11/chartex" xmlns:cx6="http://schemas.microsoft.com/office/drawing/2016/5/12/chartex" xmlns:cx7="http://schemas.microsoft.com/office/drawing/2016/5/13/chartex" xmlns:cx8="http://schemas.microsoft.com/office/drawing/2016/5/14/chartex" xmlns:mc="http://schemas.openxmlformats.org/markup-compatibility/2006" xmlns:aink="http://schemas.microsoft.com/office/drawing/2016/ink" xmlns:am3d="http://schemas.microsoft.com/office/drawing/2017/model3d" xmlns:o="urn:schemas-microsoft-com:office:office" xmlns:oel="http://schemas.microsoft.com/office/2019/extlst" xmlns:r="http://schemas.openxmlformats.org/officeDocument/2006/relationships" xmlns:m="http://schemas.openxmlformats.org/officeDocument/2006/math" xmlns:v="urn:schemas-microsoft-com:vml" xmlns:wp14="http://schemas.microsoft.com/office/word/2010/wordprocessingDrawing" xmlns:wp="http://schemas.openxmlformats.org/drawingml/2006/wordprocessingDrawing" xmlns:w10="urn:schemas-microsoft-com:office:word" xmlns:w="http://schemas.openxmlformats.org/wordprocessingml/2006/main" xmlns:w14="http://schemas.microsoft.com/office/word/2010/wordml" xmlns:w15="http://schemas.microsoft.com/office/word/2012/wordml" xmlns:w16cex="http://schemas.microsoft.com/office/word/2018/wordml/cex" xmlns:w16cid="http://schemas.microsoft.com/office/word/2016/wordml/cid" xmlns:w16="http://schemas.microsoft.com/office/word/2018/wordml" xmlns:w16sdtdh="http://schemas.microsoft.com/office/word/2020/wordml/sdtdatahash" xmlns:w16se="http://schemas.microsoft.com/office/word/2015/wordml/symex" xmlns:wpg="http://schemas.microsoft.com/office/word/2010/wordprocessingGroup" xmlns:wpi="http://schemas.microsoft.com/office/word/2010/wordprocessingInk" xmlns:wne="http://schemas.microsoft.com/office/word/2006/wordml" xmlns:wps="http://schemas.microsoft.com/office/word/2010/wordprocessingShape" mc:Ignorable="w14 w15 w16se w16cid w16 w16cex w16sdtdh wp14">
+  <w:p>
+    <w:pPr>
+      <w:pStyle w:val="Footer"/>
+    </w:pPr>
+  </w:p>
+</w:ftr>
+</file>
+
 <file path=word/footnotes.xml><?xml version="1.0" encoding="utf-8"?>
 <w:footnotes xmlns:wpc="http://schemas.microsoft.com/office/word/2010/wordprocessingCanvas" xmlns:cx="http://schemas.microsoft.com/office/drawing/2014/chartex" xmlns:cx1="http://schemas.microsoft.com/office/drawing/2015/9/8/chartex" xmlns:cx2="http://schemas.microsoft.com/office/drawing/2015/10/21/chartex" xmlns:cx3="http://schemas.microsoft.com/office/drawing/2016/5/9/chartex" xmlns:cx4="http://schemas.microsoft.com/office/drawing/2016/5/10/chartex" xmlns:cx5="http://schemas.microsoft.com/office/drawing/2016/5/11/chartex" xmlns:cx6="http://schemas.microsoft.com/office/drawing/2016/5/12/chartex" xmlns:cx7="http://schemas.microsoft.com/office/drawing/2016/5/13/chartex" xmlns:cx8="http://schemas.microsoft.com/office/drawing/2016/5/14/chartex" xmlns:mc="http://schemas.openxmlformats.org/markup-compatibility/2006" xmlns:aink="http://schemas.microsoft.com/office/drawing/2016/ink" xmlns:am3d="http://schemas.microsoft.com/office/drawing/2017/model3d" xmlns:o="urn:schemas-microsoft-com:office:office" xmlns:oel="http://schemas.microsoft.com/office/2019/extlst" xmlns:r="http://schemas.openxmlformats.org/officeDocument/2006/relationships" xmlns:m="http://schemas.openxmlformats.org/officeDocument/2006/math" xmlns:v="urn:schemas-microsoft-com:vml" xmlns:wp14="http://schemas.microsoft.com/office/word/2010/wordprocessingDrawing" xmlns:wp="http://schemas.openxmlformats.org/drawingml/2006/wordprocessingDrawing" xmlns:w10="urn:schemas-microsoft-com:office:word" xmlns:w="http://schemas.openxmlformats.org/wordprocessingml/2006/main" xmlns:w14="http://schemas.microsoft.com/office/word/2010/wordml" xmlns:w15="http://schemas.microsoft.com/office/word/2012/wordml" xmlns:w16cex="http://schemas.microsoft.com/office/word/2018/wordml/cex" xmlns:w16cid="http://schemas.microsoft.com/office/word/2016/wordml/cid" xmlns:w16="http://schemas.microsoft.com/office/word/2018/wordml" xmlns:w16sdtdh="http://schemas.microsoft.com/office/word/2020/wordml/sdtdatahash" xmlns:w16se="http://schemas.microsoft.com/office/word/2015/wordml/symex" xmlns:wpg="http://schemas.microsoft.com/office/word/2010/wordprocessingGroup" xmlns:wpi="http://schemas.microsoft.com/office/word/2010/wordprocessingInk" xmlns:wne="http://schemas.microsoft.com/office/word/2006/wordml" xmlns:wps="http://schemas.microsoft.com/office/word/2010/wordprocessingShape" mc:Ignorable="w14 w15 w16se w16cid w16 w16cex w16sdtdh wp14">
   <w:footnote w:type="separator" w:id="-1">
@@ -1284,7 +780,7 @@
         <w:sz w:val="24"/>
       </w:rPr>
       <w:pict w14:anchorId="528D136C">
-        <v:line id="_x0000_s2049" style="position:absolute;z-index:251659264" from="-1.2pt,2.9pt" to="478.8pt,2.9pt"/>
+        <v:line id="_x0000_s1025" style="position:absolute;z-index:1" from="-1.2pt,2.9pt" to="478.8pt,2.9pt"/>
       </w:pict>
     </w:r>
   </w:p>
@@ -1293,58 +789,6 @@
 
 <file path=word/header3.xml><?xml version="1.0" encoding="utf-8"?>
 <w:hdr xmlns:wpc="http://schemas.microsoft.com/office/word/2010/wordprocessingCanvas" xmlns:cx="http://schemas.microsoft.com/office/drawing/2014/chartex" xmlns:cx1="http://schemas.microsoft.com/office/drawing/2015/9/8/chartex" xmlns:cx2="http://schemas.microsoft.com/office/drawing/2015/10/21/chartex" xmlns:cx3="http://schemas.microsoft.com/office/drawing/2016/5/9/chartex" xmlns:cx4="http://schemas.microsoft.com/office/drawing/2016/5/10/chartex" xmlns:cx5="http://schemas.microsoft.com/office/drawing/2016/5/11/chartex" xmlns:cx6="http://schemas.microsoft.com/office/drawing/2016/5/12/chartex" xmlns:cx7="http://schemas.microsoft.com/office/drawing/2016/5/13/chartex" xmlns:cx8="http://schemas.microsoft.com/office/drawing/2016/5/14/chartex" xmlns:mc="http://schemas.openxmlformats.org/markup-compatibility/2006" xmlns:aink="http://schemas.microsoft.com/office/drawing/2016/ink" xmlns:am3d="http://schemas.microsoft.com/office/drawing/2017/model3d" xmlns:o="urn:schemas-microsoft-com:office:office" xmlns:oel="http://schemas.microsoft.com/office/2019/extlst" xmlns:r="http://schemas.openxmlformats.org/officeDocument/2006/relationships" xmlns:m="http://schemas.openxmlformats.org/officeDocument/2006/math" xmlns:v="urn:schemas-microsoft-com:vml" xmlns:wp14="http://schemas.microsoft.com/office/word/2010/wordprocessingDrawing" xmlns:wp="http://schemas.openxmlformats.org/drawingml/2006/wordprocessingDrawing" xmlns:w10="urn:schemas-microsoft-com:office:word" xmlns:w="http://schemas.openxmlformats.org/wordprocessingml/2006/main" xmlns:w14="http://schemas.microsoft.com/office/word/2010/wordml" xmlns:w15="http://schemas.microsoft.com/office/word/2012/wordml" xmlns:w16cex="http://schemas.microsoft.com/office/word/2018/wordml/cex" xmlns:w16cid="http://schemas.microsoft.com/office/word/2016/wordml/cid" xmlns:w16="http://schemas.microsoft.com/office/word/2018/wordml" xmlns:w16sdtdh="http://schemas.microsoft.com/office/word/2020/wordml/sdtdatahash" xmlns:w16se="http://schemas.microsoft.com/office/word/2015/wordml/symex" xmlns:wpg="http://schemas.microsoft.com/office/word/2010/wordprocessingGroup" xmlns:wpi="http://schemas.microsoft.com/office/word/2010/wordprocessingInk" xmlns:wne="http://schemas.microsoft.com/office/word/2006/wordml" xmlns:wps="http://schemas.microsoft.com/office/word/2010/wordprocessingShape" mc:Ignorable="w14 w15 w16se w16cid w16 w16cex w16sdtdh wp14">
-  <w:p>
-    <w:pPr>
-      <w:pStyle w:val="Header"/>
-      <w:widowControl/>
-      <w:tabs>
-        <w:tab w:val="clear" w:pos="4320"/>
-        <w:tab w:val="clear" w:pos="8640"/>
-        <w:tab w:val="center" w:pos="4081"/>
-      </w:tabs>
-      <w:jc w:val="center"/>
-      <w:rPr>
-        <w:rFonts w:ascii="Times New Roman" w:hAnsi="Times New Roman"/>
-        <w:b/>
-        <w:bCs/>
-        <w:i/>
-        <w:sz w:val="24"/>
-        <w:u w:val="single"/>
-      </w:rPr>
-    </w:pPr>
-    <w:r>
-      <w:rPr>
-        <w:rFonts w:ascii="Times New Roman" w:hAnsi="Times New Roman"/>
-        <w:b/>
-        <w:bCs/>
-        <w:sz w:val="24"/>
-        <w:u w:val="single"/>
-      </w:rPr>
-      <w:t>COMMUNICATION TO CHANGE INVENTOR ADDRESS UNDER RULE 92</w:t>
-    </w:r>
-    <w:r>
-      <w:rPr>
-        <w:rFonts w:ascii="Times New Roman" w:hAnsi="Times New Roman"/>
-        <w:b/>
-        <w:bCs/>
-        <w:i/>
-        <w:sz w:val="24"/>
-        <w:u w:val="single"/>
-      </w:rPr>
-      <w:t>bis</w:t>
-    </w:r>
-  </w:p>
-  <w:p>
-    <w:pPr>
-      <w:widowControl/>
-      <w:spacing w:line="300" w:lineRule="auto"/>
-      <w:ind w:left="2880" w:hanging="2880"/>
-      <w:rPr>
-        <w:rFonts w:ascii="Times New Roman" w:hAnsi="Times New Roman"/>
-        <w:sz w:val="24"/>
-      </w:rPr>
-    </w:pPr>
-  </w:p>
   <w:p>
     <w:pPr>
       <w:pStyle w:val="Header"/>
